--- a/public/bases-word/PAC/CUMPLIMIENTO_FINANCIERO/LIDER/Of_AR_01.docx
+++ b/public/bases-word/PAC/CUMPLIMIENTO_FINANCIERO/LIDER/Of_AR_01.docx
@@ -1,6 +1,6 @@
 
 <file path=word/document.xml><?xml version="1.0" encoding="utf-8"?>
-<w:document xmlns:wpc="http://schemas.microsoft.com/office/word/2010/wordprocessingCanvas" xmlns:cx="http://schemas.microsoft.com/office/drawing/2014/chartex" xmlns:cx1="http://schemas.microsoft.com/office/drawing/2015/9/8/chartex" xmlns:cx2="http://schemas.microsoft.com/office/drawing/2015/10/21/chartex" xmlns:cx3="http://schemas.microsoft.com/office/drawing/2016/5/9/chartex" xmlns:cx4="http://schemas.microsoft.com/office/drawing/2016/5/10/chartex" xmlns:cx5="http://schemas.microsoft.com/office/drawing/2016/5/11/chartex" xmlns:cx6="http://schemas.microsoft.com/office/drawing/2016/5/12/chartex" xmlns:cx7="http://schemas.microsoft.com/office/drawing/2016/5/13/chartex" xmlns:cx8="http://schemas.microsoft.com/office/drawing/2016/5/14/chartex" xmlns:mc="http://schemas.openxmlformats.org/markup-compatibility/2006" xmlns:aink="http://schemas.microsoft.com/office/drawing/2016/ink" xmlns:am3d="http://schemas.microsoft.com/office/drawing/2017/model3d" xmlns:o="urn:schemas-microsoft-com:office:office" xmlns:r="http://schemas.openxmlformats.org/officeDocument/2006/relationships" xmlns:m="http://schemas.openxmlformats.org/officeDocument/2006/math" xmlns:v="urn:schemas-microsoft-com:vml" xmlns:wp14="http://schemas.microsoft.com/office/word/2010/wordprocessingDrawing" xmlns:wp="http://schemas.openxmlformats.org/drawingml/2006/wordprocessingDrawing" xmlns:w10="urn:schemas-microsoft-com:office:word" xmlns:w="http://schemas.openxmlformats.org/wordprocessingml/2006/main" xmlns:w14="http://schemas.microsoft.com/office/word/2010/wordml" xmlns:w15="http://schemas.microsoft.com/office/word/2012/wordml" xmlns:w16cid="http://schemas.microsoft.com/office/word/2016/wordml/cid" xmlns:w16se="http://schemas.microsoft.com/office/word/2015/wordml/symex" xmlns:wpg="http://schemas.microsoft.com/office/word/2010/wordprocessingGroup" xmlns:wpi="http://schemas.microsoft.com/office/word/2010/wordprocessingInk" xmlns:wne="http://schemas.microsoft.com/office/word/2006/wordml" xmlns:wps="http://schemas.microsoft.com/office/word/2010/wordprocessingShape" mc:Ignorable="w14 w15 w16se w16cid wp14">
+<w:document xmlns:wpc="http://schemas.microsoft.com/office/word/2010/wordprocessingCanvas" xmlns:cx="http://schemas.microsoft.com/office/drawing/2014/chartex" xmlns:cx1="http://schemas.microsoft.com/office/drawing/2015/9/8/chartex" xmlns:cx2="http://schemas.microsoft.com/office/drawing/2015/10/21/chartex" xmlns:cx3="http://schemas.microsoft.com/office/drawing/2016/5/9/chartex" xmlns:cx4="http://schemas.microsoft.com/office/drawing/2016/5/10/chartex" xmlns:cx5="http://schemas.microsoft.com/office/drawing/2016/5/11/chartex" xmlns:cx6="http://schemas.microsoft.com/office/drawing/2016/5/12/chartex" xmlns:cx7="http://schemas.microsoft.com/office/drawing/2016/5/13/chartex" xmlns:cx8="http://schemas.microsoft.com/office/drawing/2016/5/14/chartex" xmlns:mc="http://schemas.openxmlformats.org/markup-compatibility/2006" xmlns:aink="http://schemas.microsoft.com/office/drawing/2016/ink" xmlns:am3d="http://schemas.microsoft.com/office/drawing/2017/model3d" xmlns:o="urn:schemas-microsoft-com:office:office" xmlns:oel="http://schemas.microsoft.com/office/2019/extlst" xmlns:r="http://schemas.openxmlformats.org/officeDocument/2006/relationships" xmlns:m="http://schemas.openxmlformats.org/officeDocument/2006/math" xmlns:v="urn:schemas-microsoft-com:vml" xmlns:wp14="http://schemas.microsoft.com/office/word/2010/wordprocessingDrawing" xmlns:wp="http://schemas.openxmlformats.org/drawingml/2006/wordprocessingDrawing" xmlns:w10="urn:schemas-microsoft-com:office:word" xmlns:w="http://schemas.openxmlformats.org/wordprocessingml/2006/main" xmlns:w14="http://schemas.microsoft.com/office/word/2010/wordml" xmlns:w15="http://schemas.microsoft.com/office/word/2012/wordml" xmlns:w16cex="http://schemas.microsoft.com/office/word/2018/wordml/cex" xmlns:w16cid="http://schemas.microsoft.com/office/word/2016/wordml/cid" xmlns:w16="http://schemas.microsoft.com/office/word/2018/wordml" xmlns:w16du="http://schemas.microsoft.com/office/word/2023/wordml/word16du" xmlns:w16sdtdh="http://schemas.microsoft.com/office/word/2020/wordml/sdtdatahash" xmlns:w16sdtfl="http://schemas.microsoft.com/office/word/2024/wordml/sdtformatlock" xmlns:w16se="http://schemas.microsoft.com/office/word/2015/wordml/symex" xmlns:wpg="http://schemas.microsoft.com/office/word/2010/wordprocessingGroup" xmlns:wpi="http://schemas.microsoft.com/office/word/2010/wordprocessingInk" xmlns:wne="http://schemas.microsoft.com/office/word/2006/wordml" xmlns:wps="http://schemas.microsoft.com/office/word/2010/wordprocessingShape" mc:Ignorable="w14 w15 w16se w16cid w16 w16cex w16sdtdh w16sdtfl w16du wp14">
   <w:body>
     <w:p>
       <w:pPr>
@@ -50,27 +50,7 @@
           <w:sz w:val="20"/>
           <w:szCs w:val="20"/>
         </w:rPr>
-        <w:t>${</w:t>
-      </w:r>
-      <w:proofErr w:type="spellStart"/>
-      <w:r>
-        <w:rPr>
-          <w:rFonts w:ascii="Regesto Grotesk" w:eastAsia="Arial" w:hAnsi="Regesto Grotesk" w:cs="Arial"/>
-          <w:b/>
-          <w:sz w:val="20"/>
-          <w:szCs w:val="20"/>
-        </w:rPr>
-        <w:t>remitente_cargo</w:t>
-      </w:r>
-      <w:proofErr w:type="spellEnd"/>
-      <w:r>
-        <w:rPr>
-          <w:rFonts w:ascii="Regesto Grotesk" w:eastAsia="Arial" w:hAnsi="Regesto Grotesk" w:cs="Arial"/>
-          <w:b/>
-          <w:sz w:val="20"/>
-          <w:szCs w:val="20"/>
-        </w:rPr>
-        <w:t>}</w:t>
+        <w:t>${remitente_cargo}</w:t>
       </w:r>
     </w:p>
     <w:p>
@@ -131,25 +111,7 @@
           <w:sz w:val="20"/>
           <w:szCs w:val="20"/>
         </w:rPr>
-        <w:t>${</w:t>
-      </w:r>
-      <w:proofErr w:type="spellStart"/>
-      <w:r>
-        <w:rPr>
-          <w:rFonts w:ascii="Regesto Grotesk" w:eastAsia="Arial" w:hAnsi="Regesto Grotesk" w:cs="Arial"/>
-          <w:sz w:val="20"/>
-          <w:szCs w:val="20"/>
-        </w:rPr>
-        <w:t>remitente_domicilio</w:t>
-      </w:r>
-      <w:proofErr w:type="spellEnd"/>
-      <w:r>
-        <w:rPr>
-          <w:rFonts w:ascii="Regesto Grotesk" w:eastAsia="Arial" w:hAnsi="Regesto Grotesk" w:cs="Arial"/>
-          <w:sz w:val="20"/>
-          <w:szCs w:val="20"/>
-        </w:rPr>
-        <w:t>}</w:t>
+        <w:t>${remitente_domicilio}</w:t>
       </w:r>
       <w:r>
         <w:rPr>
@@ -234,25 +196,7 @@
           <w:sz w:val="20"/>
           <w:szCs w:val="20"/>
         </w:rPr>
-        <w:t>16, ${txt1}o, 116 fracción II sexto párrafo y 134 segundo y quinto párrafos de la Constitución Política de los Estados Unidos Mexicanos; 34, 61 fracciones XXXII, XXXIII y XXXIV y 129 penúltimo párrafo de la Constitución Política del Estado Libre y Soberano de México; 94 fracción I y 95 de la Ley Orgánica del Poder Legislativo del Estado Libre y Soberano de México; 1, 2 fracción XIII Bis, 3, 4 ${</w:t>
-      </w:r>
-      <w:proofErr w:type="spellStart"/>
-      <w:r>
-        <w:rPr>
-          <w:rFonts w:ascii="Regesto Grotesk" w:eastAsia="Arial" w:hAnsi="Regesto Grotesk" w:cs="Arial"/>
-          <w:sz w:val="20"/>
-          <w:szCs w:val="20"/>
-        </w:rPr>
-        <w:t>fraccion</w:t>
-      </w:r>
-      <w:proofErr w:type="spellEnd"/>
-      <w:r>
-        <w:rPr>
-          <w:rFonts w:ascii="Regesto Grotesk" w:eastAsia="Arial" w:hAnsi="Regesto Grotesk" w:cs="Arial"/>
-          <w:sz w:val="20"/>
-          <w:szCs w:val="20"/>
-        </w:rPr>
-        <w:t xml:space="preserve">}, 5, 6, 7, 8, 9, 21, 42 Bis, 53, 54 ${recomendaciones01} </w:t>
+        <w:t xml:space="preserve">16, ${txt1}o, 116 fracción II sexto párrafo y 134 segundo y quinto párrafos de la Constitución Política de los Estados Unidos Mexicanos; 34, 61 fracciones XXXII, XXXIII y XXXIV y 129 penúltimo párrafo de la Constitución Política del Estado Libre y Soberano de México; 94 fracción I y 95 de la Ley Orgánica del Poder Legislativo del Estado Libre y Soberano de México; 1, 2 fracción XIII Bis, 3, 4 ${fraccion}, 5, 6, 7, 8, 9, 21, 42 Bis, 53, 54 ${recomendaciones01} </w:t>
       </w:r>
       <w:bookmarkStart w:id="2" w:name="_Hlk95750426"/>
       <w:r>
@@ -304,25 +248,7 @@
           <w:sz w:val="20"/>
           <w:szCs w:val="20"/>
         </w:rPr>
-        <w:t>ue en fecha ${</w:t>
-      </w:r>
-      <w:proofErr w:type="spellStart"/>
-      <w:r>
-        <w:rPr>
-          <w:rFonts w:ascii="Regesto Grotesk" w:eastAsia="Arial" w:hAnsi="Regesto Grotesk" w:cs="Arial"/>
-          <w:sz w:val="20"/>
-          <w:szCs w:val="20"/>
-        </w:rPr>
-        <w:t>fecha_oficioAcuerdo</w:t>
-      </w:r>
-      <w:proofErr w:type="spellEnd"/>
-      <w:r>
-        <w:rPr>
-          <w:rFonts w:ascii="Regesto Grotesk" w:eastAsia="Arial" w:hAnsi="Regesto Grotesk" w:cs="Arial"/>
-          <w:sz w:val="20"/>
-          <w:szCs w:val="20"/>
-        </w:rPr>
-        <w:t xml:space="preserve">}, se emitió el Acuerdo de Radicación del Expediente Técnico de Auditoría integrado con motivo de </w:t>
+        <w:t xml:space="preserve">ue en fecha ${fecha_oficioAcuerdo}, se emitió el Acuerdo de Radicación del Expediente Técnico de Auditoría integrado con motivo de </w:t>
       </w:r>
       <w:bookmarkStart w:id="4" w:name="_Hlk177554003"/>
       <w:r>
@@ -405,29 +331,7 @@
           <w:sz w:val="20"/>
           <w:szCs w:val="20"/>
         </w:rPr>
-        <w:t>número ${</w:t>
-      </w:r>
-      <w:proofErr w:type="spellStart"/>
-      <w:r>
-        <w:rPr>
-          <w:rFonts w:ascii="Regesto Grotesk" w:hAnsi="Regesto Grotesk" w:cs="Arial"/>
-          <w:b/>
-          <w:bCs/>
-          <w:sz w:val="20"/>
-          <w:szCs w:val="20"/>
-        </w:rPr>
-        <w:t>orden_auditoria</w:t>
-      </w:r>
-      <w:proofErr w:type="spellEnd"/>
-      <w:r>
-        <w:rPr>
-          <w:rFonts w:ascii="Regesto Grotesk" w:hAnsi="Regesto Grotesk" w:cs="Arial"/>
-          <w:b/>
-          <w:bCs/>
-          <w:sz w:val="20"/>
-          <w:szCs w:val="20"/>
-        </w:rPr>
-        <w:t>}</w:t>
+        <w:t>número ${orden_auditoria}</w:t>
       </w:r>
       <w:bookmarkEnd w:id="4"/>
       <w:r>
@@ -478,7 +382,6 @@
           <w:tag w:val="goog_rdk_31"/>
           <w:id w:val="701670139"/>
         </w:sdtPr>
-        <w:sdtEndPr/>
         <w:sdtContent/>
       </w:sdt>
       <w:r>
@@ -488,27 +391,7 @@
           <w:sz w:val="20"/>
           <w:szCs w:val="20"/>
         </w:rPr>
-        <w:t>${remitente}, ${</w:t>
-      </w:r>
-      <w:proofErr w:type="spellStart"/>
-      <w:r>
-        <w:rPr>
-          <w:rFonts w:ascii="Regesto Grotesk" w:eastAsia="Arial" w:hAnsi="Regesto Grotesk" w:cs="Arial"/>
-          <w:b/>
-          <w:sz w:val="20"/>
-          <w:szCs w:val="20"/>
-        </w:rPr>
-        <w:t>remitente_cargo</w:t>
-      </w:r>
-      <w:proofErr w:type="spellEnd"/>
-      <w:r>
-        <w:rPr>
-          <w:rFonts w:ascii="Regesto Grotesk" w:eastAsia="Arial" w:hAnsi="Regesto Grotesk" w:cs="Arial"/>
-          <w:b/>
-          <w:sz w:val="20"/>
-          <w:szCs w:val="20"/>
-        </w:rPr>
-        <w:t>}</w:t>
+        <w:t>${remitente}, ${remitente_cargo}</w:t>
       </w:r>
       <w:r>
         <w:rPr>
@@ -650,27 +533,7 @@
           <w:szCs w:val="20"/>
           <w:u w:val="single"/>
         </w:rPr>
-        <w:t>únicamente se le dará acceso al ${remitente}, ${</w:t>
-      </w:r>
-      <w:proofErr w:type="spellStart"/>
-      <w:r>
-        <w:rPr>
-          <w:rFonts w:ascii="Regesto Grotesk" w:hAnsi="Regesto Grotesk" w:cs="Arial"/>
-          <w:sz w:val="20"/>
-          <w:szCs w:val="20"/>
-          <w:u w:val="single"/>
-        </w:rPr>
-        <w:t>remitente_cargo</w:t>
-      </w:r>
-      <w:proofErr w:type="spellEnd"/>
-      <w:r>
-        <w:rPr>
-          <w:rFonts w:ascii="Regesto Grotesk" w:hAnsi="Regesto Grotesk" w:cs="Arial"/>
-          <w:sz w:val="20"/>
-          <w:szCs w:val="20"/>
-          <w:u w:val="single"/>
-        </w:rPr>
-        <w:t>}, o en su caso al representante legal o enlace administrativo, así como a ${ambito01} personas, quienes deberán presentar identificación oficial vigente con fotografía y firma</w:t>
+        <w:t>únicamente se le dará acceso al ${remitente}, ${remitente_cargo}, o en su caso al representante legal o enlace administrativo, así como a ${ambito01} personas, quienes deberán presentar identificación oficial vigente con fotografía y firma</w:t>
       </w:r>
       <w:r>
         <w:rPr>
@@ -808,7 +671,6 @@
           <w:tag w:val="goog_rdk_39"/>
           <w:id w:val="-1589765787"/>
         </w:sdtPr>
-        <w:sdtEndPr/>
         <w:sdtContent/>
       </w:sdt>
       <w:r>
@@ -838,7 +700,6 @@
           <w:tag w:val="goog_rdk_41"/>
           <w:id w:val="405040000"/>
         </w:sdtPr>
-        <w:sdtEndPr/>
         <w:sdtContent/>
       </w:sdt>
       <w:r>
@@ -922,8 +783,6 @@
         </w:rPr>
         <w:t xml:space="preserve">a </w:t>
       </w:r>
-      <w:bookmarkStart w:id="7" w:name="_GoBack"/>
-      <w:bookmarkEnd w:id="7"/>
       <w:r>
         <w:rPr>
           <w:rFonts w:ascii="Regesto Grotesk" w:hAnsi="Regesto Grotesk" w:cs="Arial"/>
@@ -1072,7 +931,7 @@
           <w:sz w:val="20"/>
           <w:szCs w:val="20"/>
         </w:rPr>
-        <w:t>Luis Ignacio Sierra Villa</w:t>
+        <w:t>${nT}</w:t>
       </w:r>
     </w:p>
     <w:p>
@@ -1219,7 +1078,6 @@
           <w:szCs w:val="12"/>
         </w:rPr>
       </w:pPr>
-      <w:proofErr w:type="spellStart"/>
       <w:r>
         <w:rPr>
           <w:rFonts w:ascii="Regesto Grotesk" w:hAnsi="Regesto Grotesk" w:cs="Arial"/>
@@ -1227,9 +1085,8 @@
           <w:sz w:val="12"/>
           <w:szCs w:val="12"/>
         </w:rPr>
-        <w:t>C.c.p</w:t>
-      </w:r>
-      <w:proofErr w:type="spellEnd"/>
+        <w:t>C.c.p.</w:t>
+      </w:r>
       <w:r>
         <w:rPr>
           <w:rFonts w:ascii="Regesto Grotesk" w:hAnsi="Regesto Grotesk" w:cs="Arial"/>
@@ -1237,37 +1094,8 @@
           <w:sz w:val="12"/>
           <w:szCs w:val="12"/>
         </w:rPr>
-        <w:t>.</w:t>
-      </w:r>
-      <w:r>
-        <w:rPr>
-          <w:rFonts w:ascii="Regesto Grotesk" w:hAnsi="Regesto Grotesk" w:cs="Arial"/>
-          <w:b/>
-          <w:sz w:val="12"/>
-          <w:szCs w:val="12"/>
-        </w:rPr>
         <w:tab/>
-        <w:t xml:space="preserve">Liliana Dávalos </w:t>
-      </w:r>
-      <w:proofErr w:type="spellStart"/>
-      <w:r>
-        <w:rPr>
-          <w:rFonts w:ascii="Regesto Grotesk" w:hAnsi="Regesto Grotesk" w:cs="Arial"/>
-          <w:b/>
-          <w:sz w:val="12"/>
-          <w:szCs w:val="12"/>
-        </w:rPr>
-        <w:t>Ham</w:t>
-      </w:r>
-      <w:proofErr w:type="spellEnd"/>
-      <w:r>
-        <w:rPr>
-          <w:rFonts w:ascii="Regesto Grotesk" w:hAnsi="Regesto Grotesk" w:cs="Arial"/>
-          <w:b/>
-          <w:sz w:val="12"/>
-          <w:szCs w:val="12"/>
-        </w:rPr>
-        <w:t xml:space="preserve">. </w:t>
+        <w:t xml:space="preserve">Liliana Dávalos Ham. </w:t>
       </w:r>
       <w:r>
         <w:rPr>
@@ -1296,57 +1124,19 @@
           <w:sz w:val="12"/>
           <w:szCs w:val="14"/>
         </w:rPr>
-        <w:t>${</w:t>
-      </w:r>
-      <w:proofErr w:type="spellStart"/>
-      <w:r>
-        <w:rPr>
-          <w:rFonts w:ascii="Regesto Grotesk" w:eastAsia="Arial" w:hAnsi="Regesto Grotesk" w:cs="Arial"/>
-          <w:b/>
+        <w:t xml:space="preserve">${nombre_ccp}. </w:t>
+      </w:r>
+      <w:bookmarkStart w:id="7" w:name="_Hlk114498460"/>
+      <w:r>
+        <w:rPr>
+          <w:rFonts w:ascii="Regesto Grotesk" w:eastAsia="Arial" w:hAnsi="Regesto Grotesk" w:cs="Arial"/>
           <w:sz w:val="12"/>
           <w:szCs w:val="14"/>
         </w:rPr>
-        <w:t>nombre_ccp</w:t>
-      </w:r>
-      <w:proofErr w:type="spellEnd"/>
-      <w:r>
-        <w:rPr>
-          <w:rFonts w:ascii="Regesto Grotesk" w:eastAsia="Arial" w:hAnsi="Regesto Grotesk" w:cs="Arial"/>
-          <w:b/>
-          <w:sz w:val="12"/>
-          <w:szCs w:val="14"/>
-        </w:rPr>
-        <w:t xml:space="preserve">}. </w:t>
-      </w:r>
-      <w:bookmarkStart w:id="8" w:name="_Hlk114498460"/>
-      <w:r>
-        <w:rPr>
-          <w:rFonts w:ascii="Regesto Grotesk" w:eastAsia="Arial" w:hAnsi="Regesto Grotesk" w:cs="Arial"/>
-          <w:sz w:val="12"/>
-          <w:szCs w:val="14"/>
-        </w:rPr>
-        <w:t>${</w:t>
-      </w:r>
-      <w:proofErr w:type="spellStart"/>
-      <w:r>
-        <w:rPr>
-          <w:rFonts w:ascii="Regesto Grotesk" w:eastAsia="Arial" w:hAnsi="Regesto Grotesk" w:cs="Arial"/>
-          <w:sz w:val="12"/>
-          <w:szCs w:val="14"/>
-        </w:rPr>
-        <w:t>info</w:t>
-      </w:r>
-      <w:proofErr w:type="spellEnd"/>
-      <w:r>
-        <w:rPr>
-          <w:rFonts w:ascii="Regesto Grotesk" w:eastAsia="Arial" w:hAnsi="Regesto Grotesk" w:cs="Arial"/>
-          <w:sz w:val="12"/>
-          <w:szCs w:val="14"/>
-        </w:rPr>
-        <w:t>}.</w:t>
-      </w:r>
-    </w:p>
-    <w:bookmarkEnd w:id="8"/>
+        <w:t>${info}.</w:t>
+      </w:r>
+    </w:p>
+    <w:bookmarkEnd w:id="7"/>
     <w:p>
       <w:pPr>
         <w:spacing w:after="0" w:line="276" w:lineRule="auto"/>
@@ -1403,41 +1193,41 @@
         </w:rPr>
         <w:t xml:space="preserve">Elaboró: </w:t>
       </w:r>
-      <w:bookmarkStart w:id="9" w:name="_Hlk195084992"/>
+      <w:bookmarkStart w:id="8" w:name="_Hlk195084992"/>
       <w:r>
         <w:rPr>
           <w:rFonts w:ascii="Regesto Grotesk" w:hAnsi="Regesto Grotesk"/>
           <w:sz w:val="14"/>
           <w:szCs w:val="12"/>
         </w:rPr>
-        <w:t>${</w:t>
-      </w:r>
-      <w:proofErr w:type="spellStart"/>
+        <w:t>${inicialesLP}</w:t>
+      </w:r>
+      <w:bookmarkEnd w:id="8"/>
       <w:r>
         <w:rPr>
           <w:rFonts w:ascii="Regesto Grotesk" w:hAnsi="Regesto Grotesk"/>
           <w:sz w:val="14"/>
           <w:szCs w:val="12"/>
         </w:rPr>
-        <w:t>inicialesLP</w:t>
-      </w:r>
-      <w:proofErr w:type="spellEnd"/>
+        <w:tab/>
+      </w:r>
       <w:r>
         <w:rPr>
           <w:rFonts w:ascii="Regesto Grotesk" w:hAnsi="Regesto Grotesk"/>
           <w:sz w:val="14"/>
           <w:szCs w:val="12"/>
         </w:rPr>
-        <w:t>}</w:t>
-      </w:r>
-      <w:bookmarkEnd w:id="9"/>
+        <w:tab/>
+        <w:t xml:space="preserve">Revisó: </w:t>
+      </w:r>
+      <w:bookmarkStart w:id="9" w:name="_Hlk195084997"/>
       <w:r>
         <w:rPr>
           <w:rFonts w:ascii="Regesto Grotesk" w:hAnsi="Regesto Grotesk"/>
           <w:sz w:val="14"/>
           <w:szCs w:val="12"/>
         </w:rPr>
-        <w:tab/>
+        <w:t>${inicialesLM}</w:t>
       </w:r>
       <w:r>
         <w:rPr>
@@ -1445,43 +1235,40 @@
           <w:sz w:val="14"/>
           <w:szCs w:val="12"/>
         </w:rPr>
-        <w:tab/>
-        <w:t xml:space="preserve">Revisó: </w:t>
-      </w:r>
-      <w:bookmarkStart w:id="10" w:name="_Hlk195084997"/>
+        <w:t>/</w:t>
+      </w:r>
       <w:r>
         <w:rPr>
           <w:rFonts w:ascii="Regesto Grotesk" w:hAnsi="Regesto Grotesk"/>
           <w:sz w:val="14"/>
           <w:szCs w:val="12"/>
         </w:rPr>
-        <w:t>${</w:t>
-      </w:r>
-      <w:proofErr w:type="spellStart"/>
+        <w:t>${inicialesJD}</w:t>
+      </w:r>
       <w:r>
         <w:rPr>
           <w:rFonts w:ascii="Regesto Grotesk" w:hAnsi="Regesto Grotesk"/>
           <w:sz w:val="14"/>
           <w:szCs w:val="12"/>
         </w:rPr>
-        <w:t>inicialesLM</w:t>
-      </w:r>
-      <w:proofErr w:type="spellEnd"/>
+        <w:t>/</w:t>
+      </w:r>
       <w:r>
         <w:rPr>
           <w:rFonts w:ascii="Regesto Grotesk" w:hAnsi="Regesto Grotesk"/>
           <w:sz w:val="14"/>
           <w:szCs w:val="12"/>
         </w:rPr>
-        <w:t>}</w:t>
-      </w:r>
+        <w:t>${inicialesA}</w:t>
+      </w:r>
+      <w:bookmarkEnd w:id="9"/>
       <w:r>
         <w:rPr>
           <w:rFonts w:ascii="Regesto Grotesk" w:hAnsi="Regesto Grotesk"/>
           <w:sz w:val="14"/>
           <w:szCs w:val="12"/>
         </w:rPr>
-        <w:t>/</w:t>
+        <w:tab/>
       </w:r>
       <w:r>
         <w:rPr>
@@ -1489,114 +1276,27 @@
           <w:sz w:val="14"/>
           <w:szCs w:val="12"/>
         </w:rPr>
-        <w:t>${</w:t>
-      </w:r>
-      <w:proofErr w:type="spellStart"/>
+        <w:tab/>
+      </w:r>
       <w:r>
         <w:rPr>
           <w:rFonts w:ascii="Regesto Grotesk" w:hAnsi="Regesto Grotesk"/>
           <w:sz w:val="14"/>
           <w:szCs w:val="12"/>
         </w:rPr>
-        <w:t>inicialesJD</w:t>
-      </w:r>
-      <w:proofErr w:type="spellEnd"/>
+        <w:tab/>
+        <w:t xml:space="preserve">Validó: </w:t>
+      </w:r>
+      <w:bookmarkStart w:id="10" w:name="_Hlk195085002"/>
       <w:r>
         <w:rPr>
           <w:rFonts w:ascii="Regesto Grotesk" w:hAnsi="Regesto Grotesk"/>
           <w:sz w:val="14"/>
           <w:szCs w:val="12"/>
         </w:rPr>
-        <w:t>}</w:t>
-      </w:r>
-      <w:r>
-        <w:rPr>
-          <w:rFonts w:ascii="Regesto Grotesk" w:hAnsi="Regesto Grotesk"/>
-          <w:sz w:val="14"/>
-          <w:szCs w:val="12"/>
-        </w:rPr>
-        <w:t>/</w:t>
-      </w:r>
-      <w:r>
-        <w:rPr>
-          <w:rFonts w:ascii="Regesto Grotesk" w:hAnsi="Regesto Grotesk"/>
-          <w:sz w:val="14"/>
-          <w:szCs w:val="12"/>
-        </w:rPr>
-        <w:t>${</w:t>
-      </w:r>
-      <w:proofErr w:type="spellStart"/>
-      <w:r>
-        <w:rPr>
-          <w:rFonts w:ascii="Regesto Grotesk" w:hAnsi="Regesto Grotesk"/>
-          <w:sz w:val="14"/>
-          <w:szCs w:val="12"/>
-        </w:rPr>
-        <w:t>inicialesA</w:t>
-      </w:r>
-      <w:proofErr w:type="spellEnd"/>
-      <w:r>
-        <w:rPr>
-          <w:rFonts w:ascii="Regesto Grotesk" w:hAnsi="Regesto Grotesk"/>
-          <w:sz w:val="14"/>
-          <w:szCs w:val="12"/>
-        </w:rPr>
-        <w:t>}</w:t>
+        <w:t>${inicialesD}</w:t>
       </w:r>
       <w:bookmarkEnd w:id="10"/>
-      <w:r>
-        <w:rPr>
-          <w:rFonts w:ascii="Regesto Grotesk" w:hAnsi="Regesto Grotesk"/>
-          <w:sz w:val="14"/>
-          <w:szCs w:val="12"/>
-        </w:rPr>
-        <w:tab/>
-      </w:r>
-      <w:r>
-        <w:rPr>
-          <w:rFonts w:ascii="Regesto Grotesk" w:hAnsi="Regesto Grotesk"/>
-          <w:sz w:val="14"/>
-          <w:szCs w:val="12"/>
-        </w:rPr>
-        <w:tab/>
-      </w:r>
-      <w:r>
-        <w:rPr>
-          <w:rFonts w:ascii="Regesto Grotesk" w:hAnsi="Regesto Grotesk"/>
-          <w:sz w:val="14"/>
-          <w:szCs w:val="12"/>
-        </w:rPr>
-        <w:tab/>
-        <w:t xml:space="preserve">Validó: </w:t>
-      </w:r>
-      <w:bookmarkStart w:id="11" w:name="_Hlk195085002"/>
-      <w:r>
-        <w:rPr>
-          <w:rFonts w:ascii="Regesto Grotesk" w:hAnsi="Regesto Grotesk"/>
-          <w:sz w:val="14"/>
-          <w:szCs w:val="12"/>
-        </w:rPr>
-        <w:t>${</w:t>
-      </w:r>
-      <w:proofErr w:type="spellStart"/>
-      <w:r>
-        <w:rPr>
-          <w:rFonts w:ascii="Regesto Grotesk" w:hAnsi="Regesto Grotesk"/>
-          <w:sz w:val="14"/>
-          <w:szCs w:val="12"/>
-        </w:rPr>
-        <w:t>inicialesD</w:t>
-      </w:r>
-      <w:proofErr w:type="spellEnd"/>
-      <w:r>
-        <w:rPr>
-          <w:rFonts w:ascii="Regesto Grotesk" w:hAnsi="Regesto Grotesk"/>
-          <w:sz w:val="14"/>
-          <w:szCs w:val="12"/>
-        </w:rPr>
-        <w:t>}</w:t>
-      </w:r>
-      <w:bookmarkEnd w:id="11"/>
     </w:p>
     <w:p>
       <w:pPr>
@@ -1632,7 +1332,7 @@
 </file>
 
 <file path=word/endnotes.xml><?xml version="1.0" encoding="utf-8"?>
-<w:endnotes xmlns:wpc="http://schemas.microsoft.com/office/word/2010/wordprocessingCanvas" xmlns:cx="http://schemas.microsoft.com/office/drawing/2014/chartex" xmlns:cx1="http://schemas.microsoft.com/office/drawing/2015/9/8/chartex" xmlns:cx2="http://schemas.microsoft.com/office/drawing/2015/10/21/chartex" xmlns:cx3="http://schemas.microsoft.com/office/drawing/2016/5/9/chartex" xmlns:cx4="http://schemas.microsoft.com/office/drawing/2016/5/10/chartex" xmlns:cx5="http://schemas.microsoft.com/office/drawing/2016/5/11/chartex" xmlns:cx6="http://schemas.microsoft.com/office/drawing/2016/5/12/chartex" xmlns:cx7="http://schemas.microsoft.com/office/drawing/2016/5/13/chartex" xmlns:cx8="http://schemas.microsoft.com/office/drawing/2016/5/14/chartex" xmlns:mc="http://schemas.openxmlformats.org/markup-compatibility/2006" xmlns:aink="http://schemas.microsoft.com/office/drawing/2016/ink" xmlns:am3d="http://schemas.microsoft.com/office/drawing/2017/model3d" xmlns:o="urn:schemas-microsoft-com:office:office" xmlns:r="http://schemas.openxmlformats.org/officeDocument/2006/relationships" xmlns:m="http://schemas.openxmlformats.org/officeDocument/2006/math" xmlns:v="urn:schemas-microsoft-com:vml" xmlns:wp14="http://schemas.microsoft.com/office/word/2010/wordprocessingDrawing" xmlns:wp="http://schemas.openxmlformats.org/drawingml/2006/wordprocessingDrawing" xmlns:w10="urn:schemas-microsoft-com:office:word" xmlns:w="http://schemas.openxmlformats.org/wordprocessingml/2006/main" xmlns:w14="http://schemas.microsoft.com/office/word/2010/wordml" xmlns:w15="http://schemas.microsoft.com/office/word/2012/wordml" xmlns:w16cid="http://schemas.microsoft.com/office/word/2016/wordml/cid" xmlns:w16se="http://schemas.microsoft.com/office/word/2015/wordml/symex" xmlns:wpg="http://schemas.microsoft.com/office/word/2010/wordprocessingGroup" xmlns:wpi="http://schemas.microsoft.com/office/word/2010/wordprocessingInk" xmlns:wne="http://schemas.microsoft.com/office/word/2006/wordml" xmlns:wps="http://schemas.microsoft.com/office/word/2010/wordprocessingShape" mc:Ignorable="w14 w15 w16se w16cid wp14">
+<w:endnotes xmlns:wpc="http://schemas.microsoft.com/office/word/2010/wordprocessingCanvas" xmlns:cx="http://schemas.microsoft.com/office/drawing/2014/chartex" xmlns:cx1="http://schemas.microsoft.com/office/drawing/2015/9/8/chartex" xmlns:cx2="http://schemas.microsoft.com/office/drawing/2015/10/21/chartex" xmlns:cx3="http://schemas.microsoft.com/office/drawing/2016/5/9/chartex" xmlns:cx4="http://schemas.microsoft.com/office/drawing/2016/5/10/chartex" xmlns:cx5="http://schemas.microsoft.com/office/drawing/2016/5/11/chartex" xmlns:cx6="http://schemas.microsoft.com/office/drawing/2016/5/12/chartex" xmlns:cx7="http://schemas.microsoft.com/office/drawing/2016/5/13/chartex" xmlns:cx8="http://schemas.microsoft.com/office/drawing/2016/5/14/chartex" xmlns:mc="http://schemas.openxmlformats.org/markup-compatibility/2006" xmlns:aink="http://schemas.microsoft.com/office/drawing/2016/ink" xmlns:am3d="http://schemas.microsoft.com/office/drawing/2017/model3d" xmlns:o="urn:schemas-microsoft-com:office:office" xmlns:oel="http://schemas.microsoft.com/office/2019/extlst" xmlns:r="http://schemas.openxmlformats.org/officeDocument/2006/relationships" xmlns:m="http://schemas.openxmlformats.org/officeDocument/2006/math" xmlns:v="urn:schemas-microsoft-com:vml" xmlns:wp14="http://schemas.microsoft.com/office/word/2010/wordprocessingDrawing" xmlns:wp="http://schemas.openxmlformats.org/drawingml/2006/wordprocessingDrawing" xmlns:w10="urn:schemas-microsoft-com:office:word" xmlns:w="http://schemas.openxmlformats.org/wordprocessingml/2006/main" xmlns:w14="http://schemas.microsoft.com/office/word/2010/wordml" xmlns:w15="http://schemas.microsoft.com/office/word/2012/wordml" xmlns:w16cex="http://schemas.microsoft.com/office/word/2018/wordml/cex" xmlns:w16cid="http://schemas.microsoft.com/office/word/2016/wordml/cid" xmlns:w16="http://schemas.microsoft.com/office/word/2018/wordml" xmlns:w16du="http://schemas.microsoft.com/office/word/2023/wordml/word16du" xmlns:w16sdtdh="http://schemas.microsoft.com/office/word/2020/wordml/sdtdatahash" xmlns:w16sdtfl="http://schemas.microsoft.com/office/word/2024/wordml/sdtformatlock" xmlns:w16se="http://schemas.microsoft.com/office/word/2015/wordml/symex" xmlns:wpg="http://schemas.microsoft.com/office/word/2010/wordprocessingGroup" xmlns:wpi="http://schemas.microsoft.com/office/word/2010/wordprocessingInk" xmlns:wne="http://schemas.microsoft.com/office/word/2006/wordml" xmlns:wps="http://schemas.microsoft.com/office/word/2010/wordprocessingShape" mc:Ignorable="w14 w15 w16se w16cid w16 w16cex w16sdtdh w16sdtfl w16du wp14">
   <w:endnote w:type="separator" w:id="-1">
     <w:p>
       <w:pPr>
@@ -1657,7 +1357,7 @@
 </file>
 
 <file path=word/footer1.xml><?xml version="1.0" encoding="utf-8"?>
-<w:ftr xmlns:wpc="http://schemas.microsoft.com/office/word/2010/wordprocessingCanvas" xmlns:cx="http://schemas.microsoft.com/office/drawing/2014/chartex" xmlns:cx1="http://schemas.microsoft.com/office/drawing/2015/9/8/chartex" xmlns:cx2="http://schemas.microsoft.com/office/drawing/2015/10/21/chartex" xmlns:cx3="http://schemas.microsoft.com/office/drawing/2016/5/9/chartex" xmlns:cx4="http://schemas.microsoft.com/office/drawing/2016/5/10/chartex" xmlns:cx5="http://schemas.microsoft.com/office/drawing/2016/5/11/chartex" xmlns:cx6="http://schemas.microsoft.com/office/drawing/2016/5/12/chartex" xmlns:cx7="http://schemas.microsoft.com/office/drawing/2016/5/13/chartex" xmlns:cx8="http://schemas.microsoft.com/office/drawing/2016/5/14/chartex" xmlns:mc="http://schemas.openxmlformats.org/markup-compatibility/2006" xmlns:aink="http://schemas.microsoft.com/office/drawing/2016/ink" xmlns:am3d="http://schemas.microsoft.com/office/drawing/2017/model3d" xmlns:o="urn:schemas-microsoft-com:office:office" xmlns:r="http://schemas.openxmlformats.org/officeDocument/2006/relationships" xmlns:m="http://schemas.openxmlformats.org/officeDocument/2006/math" xmlns:v="urn:schemas-microsoft-com:vml" xmlns:wp14="http://schemas.microsoft.com/office/word/2010/wordprocessingDrawing" xmlns:wp="http://schemas.openxmlformats.org/drawingml/2006/wordprocessingDrawing" xmlns:w10="urn:schemas-microsoft-com:office:word" xmlns:w="http://schemas.openxmlformats.org/wordprocessingml/2006/main" xmlns:w14="http://schemas.microsoft.com/office/word/2010/wordml" xmlns:w15="http://schemas.microsoft.com/office/word/2012/wordml" xmlns:w16cid="http://schemas.microsoft.com/office/word/2016/wordml/cid" xmlns:w16se="http://schemas.microsoft.com/office/word/2015/wordml/symex" xmlns:wpg="http://schemas.microsoft.com/office/word/2010/wordprocessingGroup" xmlns:wpi="http://schemas.microsoft.com/office/word/2010/wordprocessingInk" xmlns:wne="http://schemas.microsoft.com/office/word/2006/wordml" xmlns:wps="http://schemas.microsoft.com/office/word/2010/wordprocessingShape" mc:Ignorable="w14 w15 w16se w16cid wp14">
+<w:ftr xmlns:wpc="http://schemas.microsoft.com/office/word/2010/wordprocessingCanvas" xmlns:cx="http://schemas.microsoft.com/office/drawing/2014/chartex" xmlns:cx1="http://schemas.microsoft.com/office/drawing/2015/9/8/chartex" xmlns:cx2="http://schemas.microsoft.com/office/drawing/2015/10/21/chartex" xmlns:cx3="http://schemas.microsoft.com/office/drawing/2016/5/9/chartex" xmlns:cx4="http://schemas.microsoft.com/office/drawing/2016/5/10/chartex" xmlns:cx5="http://schemas.microsoft.com/office/drawing/2016/5/11/chartex" xmlns:cx6="http://schemas.microsoft.com/office/drawing/2016/5/12/chartex" xmlns:cx7="http://schemas.microsoft.com/office/drawing/2016/5/13/chartex" xmlns:cx8="http://schemas.microsoft.com/office/drawing/2016/5/14/chartex" xmlns:mc="http://schemas.openxmlformats.org/markup-compatibility/2006" xmlns:aink="http://schemas.microsoft.com/office/drawing/2016/ink" xmlns:am3d="http://schemas.microsoft.com/office/drawing/2017/model3d" xmlns:o="urn:schemas-microsoft-com:office:office" xmlns:oel="http://schemas.microsoft.com/office/2019/extlst" xmlns:r="http://schemas.openxmlformats.org/officeDocument/2006/relationships" xmlns:m="http://schemas.openxmlformats.org/officeDocument/2006/math" xmlns:v="urn:schemas-microsoft-com:vml" xmlns:wp14="http://schemas.microsoft.com/office/word/2010/wordprocessingDrawing" xmlns:wp="http://schemas.openxmlformats.org/drawingml/2006/wordprocessingDrawing" xmlns:w10="urn:schemas-microsoft-com:office:word" xmlns:w="http://schemas.openxmlformats.org/wordprocessingml/2006/main" xmlns:w14="http://schemas.microsoft.com/office/word/2010/wordml" xmlns:w15="http://schemas.microsoft.com/office/word/2012/wordml" xmlns:w16cex="http://schemas.microsoft.com/office/word/2018/wordml/cex" xmlns:w16cid="http://schemas.microsoft.com/office/word/2016/wordml/cid" xmlns:w16="http://schemas.microsoft.com/office/word/2018/wordml" xmlns:w16du="http://schemas.microsoft.com/office/word/2023/wordml/word16du" xmlns:w16sdtdh="http://schemas.microsoft.com/office/word/2020/wordml/sdtdatahash" xmlns:w16sdtfl="http://schemas.microsoft.com/office/word/2024/wordml/sdtformatlock" xmlns:w16se="http://schemas.microsoft.com/office/word/2015/wordml/symex" xmlns:wpg="http://schemas.microsoft.com/office/word/2010/wordprocessingGroup" xmlns:wpi="http://schemas.microsoft.com/office/word/2010/wordprocessingInk" xmlns:wne="http://schemas.microsoft.com/office/word/2006/wordml" xmlns:wps="http://schemas.microsoft.com/office/word/2010/wordprocessingShape" mc:Ignorable="w14 w15 w16se w16cid w16 w16cex w16sdtdh w16sdtfl w16du wp14">
   <w:tbl>
     <w:tblPr>
       <w:tblStyle w:val="Tablaconcuadrcula"/>
@@ -1879,29 +1579,7 @@
               <w:sz w:val="16"/>
               <w:szCs w:val="14"/>
             </w:rPr>
-            <w:t xml:space="preserve">Av. José María Pino Suárez Sur, </w:t>
-          </w:r>
-          <w:proofErr w:type="spellStart"/>
-          <w:r>
-            <w:rPr>
-              <w:rFonts w:ascii="Regesto Grotesk" w:eastAsia="Calibri" w:hAnsi="Regesto Grotesk" w:cs="Times New Roman"/>
-              <w:color w:val="FFFFFF" w:themeColor="background1"/>
-              <w:spacing w:val="-6"/>
-              <w:sz w:val="16"/>
-              <w:szCs w:val="14"/>
-            </w:rPr>
-            <w:t>núms</w:t>
-          </w:r>
-          <w:proofErr w:type="spellEnd"/>
-          <w:r>
-            <w:rPr>
-              <w:rFonts w:ascii="Regesto Grotesk" w:eastAsia="Calibri" w:hAnsi="Regesto Grotesk" w:cs="Times New Roman"/>
-              <w:color w:val="FFFFFF" w:themeColor="background1"/>
-              <w:spacing w:val="-6"/>
-              <w:sz w:val="16"/>
-              <w:szCs w:val="14"/>
-            </w:rPr>
-            <w:t>. 104, 106 y 108, Colonia Cinco de Mayo, Toluca, Estado de México, C.P. 50090</w:t>
+            <w:t>Av. José María Pino Suárez Sur, núms. 104, 106 y 108, Colonia Cinco de Mayo, Toluca, Estado de México, C.P. 50090</w:t>
           </w:r>
           <w:r>
             <w:rPr>
@@ -1945,29 +1623,7 @@
               <w:sz w:val="16"/>
               <w:szCs w:val="14"/>
             </w:rPr>
-            <w:t xml:space="preserve">722 167 84 </w:t>
-          </w:r>
-          <w:proofErr w:type="gramStart"/>
-          <w:r>
-            <w:rPr>
-              <w:rFonts w:ascii="Regesto Grotesk" w:eastAsia="Calibri" w:hAnsi="Regesto Grotesk" w:cs="Times New Roman"/>
-              <w:color w:val="FFFFFF" w:themeColor="background1"/>
-              <w:spacing w:val="-6"/>
-              <w:sz w:val="16"/>
-              <w:szCs w:val="14"/>
-            </w:rPr>
-            <w:t>50  (</w:t>
-          </w:r>
-          <w:proofErr w:type="gramEnd"/>
-          <w:r>
-            <w:rPr>
-              <w:rFonts w:ascii="Regesto Grotesk" w:eastAsia="Calibri" w:hAnsi="Regesto Grotesk" w:cs="Times New Roman"/>
-              <w:color w:val="FFFFFF" w:themeColor="background1"/>
-              <w:spacing w:val="-6"/>
-              <w:sz w:val="16"/>
-              <w:szCs w:val="14"/>
-            </w:rPr>
-            <w:t>Opción 3</w:t>
+            <w:t>722 167 84 50  (Opción 3</w:t>
           </w:r>
           <w:r>
             <w:rPr>
@@ -2068,7 +1724,6 @@
               <w:docPartUnique/>
             </w:docPartObj>
           </w:sdtPr>
-          <w:sdtEndPr/>
           <w:sdtContent>
             <w:p>
               <w:pPr>
@@ -2245,7 +1900,7 @@
 </file>
 
 <file path=word/footnotes.xml><?xml version="1.0" encoding="utf-8"?>
-<w:footnotes xmlns:wpc="http://schemas.microsoft.com/office/word/2010/wordprocessingCanvas" xmlns:cx="http://schemas.microsoft.com/office/drawing/2014/chartex" xmlns:cx1="http://schemas.microsoft.com/office/drawing/2015/9/8/chartex" xmlns:cx2="http://schemas.microsoft.com/office/drawing/2015/10/21/chartex" xmlns:cx3="http://schemas.microsoft.com/office/drawing/2016/5/9/chartex" xmlns:cx4="http://schemas.microsoft.com/office/drawing/2016/5/10/chartex" xmlns:cx5="http://schemas.microsoft.com/office/drawing/2016/5/11/chartex" xmlns:cx6="http://schemas.microsoft.com/office/drawing/2016/5/12/chartex" xmlns:cx7="http://schemas.microsoft.com/office/drawing/2016/5/13/chartex" xmlns:cx8="http://schemas.microsoft.com/office/drawing/2016/5/14/chartex" xmlns:mc="http://schemas.openxmlformats.org/markup-compatibility/2006" xmlns:aink="http://schemas.microsoft.com/office/drawing/2016/ink" xmlns:am3d="http://schemas.microsoft.com/office/drawing/2017/model3d" xmlns:o="urn:schemas-microsoft-com:office:office" xmlns:r="http://schemas.openxmlformats.org/officeDocument/2006/relationships" xmlns:m="http://schemas.openxmlformats.org/officeDocument/2006/math" xmlns:v="urn:schemas-microsoft-com:vml" xmlns:wp14="http://schemas.microsoft.com/office/word/2010/wordprocessingDrawing" xmlns:wp="http://schemas.openxmlformats.org/drawingml/2006/wordprocessingDrawing" xmlns:w10="urn:schemas-microsoft-com:office:word" xmlns:w="http://schemas.openxmlformats.org/wordprocessingml/2006/main" xmlns:w14="http://schemas.microsoft.com/office/word/2010/wordml" xmlns:w15="http://schemas.microsoft.com/office/word/2012/wordml" xmlns:w16cid="http://schemas.microsoft.com/office/word/2016/wordml/cid" xmlns:w16se="http://schemas.microsoft.com/office/word/2015/wordml/symex" xmlns:wpg="http://schemas.microsoft.com/office/word/2010/wordprocessingGroup" xmlns:wpi="http://schemas.microsoft.com/office/word/2010/wordprocessingInk" xmlns:wne="http://schemas.microsoft.com/office/word/2006/wordml" xmlns:wps="http://schemas.microsoft.com/office/word/2010/wordprocessingShape" mc:Ignorable="w14 w15 w16se w16cid wp14">
+<w:footnotes xmlns:wpc="http://schemas.microsoft.com/office/word/2010/wordprocessingCanvas" xmlns:cx="http://schemas.microsoft.com/office/drawing/2014/chartex" xmlns:cx1="http://schemas.microsoft.com/office/drawing/2015/9/8/chartex" xmlns:cx2="http://schemas.microsoft.com/office/drawing/2015/10/21/chartex" xmlns:cx3="http://schemas.microsoft.com/office/drawing/2016/5/9/chartex" xmlns:cx4="http://schemas.microsoft.com/office/drawing/2016/5/10/chartex" xmlns:cx5="http://schemas.microsoft.com/office/drawing/2016/5/11/chartex" xmlns:cx6="http://schemas.microsoft.com/office/drawing/2016/5/12/chartex" xmlns:cx7="http://schemas.microsoft.com/office/drawing/2016/5/13/chartex" xmlns:cx8="http://schemas.microsoft.com/office/drawing/2016/5/14/chartex" xmlns:mc="http://schemas.openxmlformats.org/markup-compatibility/2006" xmlns:aink="http://schemas.microsoft.com/office/drawing/2016/ink" xmlns:am3d="http://schemas.microsoft.com/office/drawing/2017/model3d" xmlns:o="urn:schemas-microsoft-com:office:office" xmlns:oel="http://schemas.microsoft.com/office/2019/extlst" xmlns:r="http://schemas.openxmlformats.org/officeDocument/2006/relationships" xmlns:m="http://schemas.openxmlformats.org/officeDocument/2006/math" xmlns:v="urn:schemas-microsoft-com:vml" xmlns:wp14="http://schemas.microsoft.com/office/word/2010/wordprocessingDrawing" xmlns:wp="http://schemas.openxmlformats.org/drawingml/2006/wordprocessingDrawing" xmlns:w10="urn:schemas-microsoft-com:office:word" xmlns:w="http://schemas.openxmlformats.org/wordprocessingml/2006/main" xmlns:w14="http://schemas.microsoft.com/office/word/2010/wordml" xmlns:w15="http://schemas.microsoft.com/office/word/2012/wordml" xmlns:w16cex="http://schemas.microsoft.com/office/word/2018/wordml/cex" xmlns:w16cid="http://schemas.microsoft.com/office/word/2016/wordml/cid" xmlns:w16="http://schemas.microsoft.com/office/word/2018/wordml" xmlns:w16du="http://schemas.microsoft.com/office/word/2023/wordml/word16du" xmlns:w16sdtdh="http://schemas.microsoft.com/office/word/2020/wordml/sdtdatahash" xmlns:w16sdtfl="http://schemas.microsoft.com/office/word/2024/wordml/sdtformatlock" xmlns:w16se="http://schemas.microsoft.com/office/word/2015/wordml/symex" xmlns:wpg="http://schemas.microsoft.com/office/word/2010/wordprocessingGroup" xmlns:wpi="http://schemas.microsoft.com/office/word/2010/wordprocessingInk" xmlns:wne="http://schemas.microsoft.com/office/word/2006/wordml" xmlns:wps="http://schemas.microsoft.com/office/word/2010/wordprocessingShape" mc:Ignorable="w14 w15 w16se w16cid w16 w16cex w16sdtdh w16sdtfl w16du wp14">
   <w:footnote w:type="separator" w:id="-1">
     <w:p>
       <w:pPr>
@@ -2270,7 +1925,7 @@
 </file>
 
 <file path=word/header1.xml><?xml version="1.0" encoding="utf-8"?>
-<w:hdr xmlns:wpc="http://schemas.microsoft.com/office/word/2010/wordprocessingCanvas" xmlns:cx="http://schemas.microsoft.com/office/drawing/2014/chartex" xmlns:cx1="http://schemas.microsoft.com/office/drawing/2015/9/8/chartex" xmlns:cx2="http://schemas.microsoft.com/office/drawing/2015/10/21/chartex" xmlns:cx3="http://schemas.microsoft.com/office/drawing/2016/5/9/chartex" xmlns:cx4="http://schemas.microsoft.com/office/drawing/2016/5/10/chartex" xmlns:cx5="http://schemas.microsoft.com/office/drawing/2016/5/11/chartex" xmlns:cx6="http://schemas.microsoft.com/office/drawing/2016/5/12/chartex" xmlns:cx7="http://schemas.microsoft.com/office/drawing/2016/5/13/chartex" xmlns:cx8="http://schemas.microsoft.com/office/drawing/2016/5/14/chartex" xmlns:mc="http://schemas.openxmlformats.org/markup-compatibility/2006" xmlns:aink="http://schemas.microsoft.com/office/drawing/2016/ink" xmlns:am3d="http://schemas.microsoft.com/office/drawing/2017/model3d" xmlns:o="urn:schemas-microsoft-com:office:office" xmlns:r="http://schemas.openxmlformats.org/officeDocument/2006/relationships" xmlns:m="http://schemas.openxmlformats.org/officeDocument/2006/math" xmlns:v="urn:schemas-microsoft-com:vml" xmlns:wp14="http://schemas.microsoft.com/office/word/2010/wordprocessingDrawing" xmlns:wp="http://schemas.openxmlformats.org/drawingml/2006/wordprocessingDrawing" xmlns:w10="urn:schemas-microsoft-com:office:word" xmlns:w="http://schemas.openxmlformats.org/wordprocessingml/2006/main" xmlns:w14="http://schemas.microsoft.com/office/word/2010/wordml" xmlns:w15="http://schemas.microsoft.com/office/word/2012/wordml" xmlns:w16cid="http://schemas.microsoft.com/office/word/2016/wordml/cid" xmlns:w16se="http://schemas.microsoft.com/office/word/2015/wordml/symex" xmlns:wpg="http://schemas.microsoft.com/office/word/2010/wordprocessingGroup" xmlns:wpi="http://schemas.microsoft.com/office/word/2010/wordprocessingInk" xmlns:wne="http://schemas.microsoft.com/office/word/2006/wordml" xmlns:wps="http://schemas.microsoft.com/office/word/2010/wordprocessingShape" mc:Ignorable="w14 w15 w16se w16cid wp14">
+<w:hdr xmlns:wpc="http://schemas.microsoft.com/office/word/2010/wordprocessingCanvas" xmlns:cx="http://schemas.microsoft.com/office/drawing/2014/chartex" xmlns:cx1="http://schemas.microsoft.com/office/drawing/2015/9/8/chartex" xmlns:cx2="http://schemas.microsoft.com/office/drawing/2015/10/21/chartex" xmlns:cx3="http://schemas.microsoft.com/office/drawing/2016/5/9/chartex" xmlns:cx4="http://schemas.microsoft.com/office/drawing/2016/5/10/chartex" xmlns:cx5="http://schemas.microsoft.com/office/drawing/2016/5/11/chartex" xmlns:cx6="http://schemas.microsoft.com/office/drawing/2016/5/12/chartex" xmlns:cx7="http://schemas.microsoft.com/office/drawing/2016/5/13/chartex" xmlns:cx8="http://schemas.microsoft.com/office/drawing/2016/5/14/chartex" xmlns:mc="http://schemas.openxmlformats.org/markup-compatibility/2006" xmlns:aink="http://schemas.microsoft.com/office/drawing/2016/ink" xmlns:am3d="http://schemas.microsoft.com/office/drawing/2017/model3d" xmlns:o="urn:schemas-microsoft-com:office:office" xmlns:oel="http://schemas.microsoft.com/office/2019/extlst" xmlns:r="http://schemas.openxmlformats.org/officeDocument/2006/relationships" xmlns:m="http://schemas.openxmlformats.org/officeDocument/2006/math" xmlns:v="urn:schemas-microsoft-com:vml" xmlns:wp14="http://schemas.microsoft.com/office/word/2010/wordprocessingDrawing" xmlns:wp="http://schemas.openxmlformats.org/drawingml/2006/wordprocessingDrawing" xmlns:w10="urn:schemas-microsoft-com:office:word" xmlns:w="http://schemas.openxmlformats.org/wordprocessingml/2006/main" xmlns:w14="http://schemas.microsoft.com/office/word/2010/wordml" xmlns:w15="http://schemas.microsoft.com/office/word/2012/wordml" xmlns:w16cex="http://schemas.microsoft.com/office/word/2018/wordml/cex" xmlns:w16cid="http://schemas.microsoft.com/office/word/2016/wordml/cid" xmlns:w16="http://schemas.microsoft.com/office/word/2018/wordml" xmlns:w16du="http://schemas.microsoft.com/office/word/2023/wordml/word16du" xmlns:w16sdtdh="http://schemas.microsoft.com/office/word/2020/wordml/sdtdatahash" xmlns:w16sdtfl="http://schemas.microsoft.com/office/word/2024/wordml/sdtformatlock" xmlns:w16se="http://schemas.microsoft.com/office/word/2015/wordml/symex" xmlns:wpg="http://schemas.microsoft.com/office/word/2010/wordprocessingGroup" xmlns:wpi="http://schemas.microsoft.com/office/word/2010/wordprocessingInk" xmlns:wne="http://schemas.microsoft.com/office/word/2006/wordml" xmlns:wps="http://schemas.microsoft.com/office/word/2010/wordprocessingShape" mc:Ignorable="w14 w15 w16se w16cid w16 w16cex w16sdtdh w16sdtfl w16du wp14">
   <w:tbl>
     <w:tblPr>
       <w:tblStyle w:val="Tablaconcuadrcula"/>
@@ -2310,7 +1965,7 @@
               <w:szCs w:val="16"/>
             </w:rPr>
           </w:pPr>
-          <w:bookmarkStart w:id="12" w:name="_Hlk194568822"/>
+          <w:bookmarkStart w:id="11" w:name="_Hlk194568822"/>
           <w:r>
             <w:rPr>
               <w:rFonts w:ascii="Athelas" w:hAnsi="Athelas"/>
@@ -2376,42 +2031,22 @@
             <w:spacing w:before="120"/>
             <w:jc w:val="center"/>
             <w:rPr>
-              <w:rFonts w:ascii="Regesto Grotesk" w:hAnsi="Regesto Grotesk"/>
-              <w:b/>
-              <w:spacing w:val="-4"/>
-              <w:sz w:val="16"/>
-              <w:szCs w:val="16"/>
-            </w:rPr>
-          </w:pPr>
-          <w:r>
-            <w:rPr>
               <w:rFonts w:ascii="Athelas" w:hAnsi="Athelas"/>
               <w:b/>
               <w:spacing w:val="-4"/>
               <w:sz w:val="16"/>
               <w:szCs w:val="16"/>
             </w:rPr>
-            <w:t>“2025. Bicentenario de la vida municipal en el Estado de México</w:t>
-          </w:r>
+          </w:pPr>
           <w:r>
             <w:rPr>
-              <w:rFonts w:ascii="Regesto Grotesk" w:hAnsi="Regesto Grotesk"/>
+              <w:rFonts w:ascii="Athelas" w:hAnsi="Athelas"/>
               <w:b/>
               <w:spacing w:val="-4"/>
               <w:sz w:val="16"/>
               <w:szCs w:val="16"/>
             </w:rPr>
-            <w:t>”</w:t>
-          </w:r>
-          <w:r>
-            <w:rPr>
-              <w:rFonts w:ascii="Regesto Grotesk" w:hAnsi="Regesto Grotesk"/>
-              <w:b/>
-              <w:spacing w:val="-4"/>
-              <w:sz w:val="16"/>
-              <w:szCs w:val="16"/>
-            </w:rPr>
-            <w:t>.</w:t>
+            <w:t>“2026. Año del Humanismo Mexicano en el Estado de México”.</w:t>
           </w:r>
         </w:p>
         <w:p>
@@ -2449,7 +2084,7 @@
       </w:tc>
     </w:tr>
   </w:tbl>
-  <w:bookmarkEnd w:id="12"/>
+  <w:bookmarkEnd w:id="11"/>
   <w:p>
     <w:pPr>
       <w:spacing w:after="0" w:line="240" w:lineRule="auto"/>
@@ -2485,23 +2120,7 @@
         <w:rFonts w:ascii="Regesto Grotesk" w:hAnsi="Regesto Grotesk" w:cs="Arial"/>
         <w:sz w:val="20"/>
       </w:rPr>
-      <w:t>${</w:t>
-    </w:r>
-    <w:proofErr w:type="spellStart"/>
-    <w:r>
-      <w:rPr>
-        <w:rFonts w:ascii="Regesto Grotesk" w:hAnsi="Regesto Grotesk" w:cs="Arial"/>
-        <w:sz w:val="20"/>
-      </w:rPr>
-      <w:t>dia</w:t>
-    </w:r>
-    <w:proofErr w:type="spellEnd"/>
-    <w:r>
-      <w:rPr>
-        <w:rFonts w:ascii="Regesto Grotesk" w:hAnsi="Regesto Grotesk" w:cs="Arial"/>
-        <w:sz w:val="20"/>
-      </w:rPr>
-      <w:t>}</w:t>
+      <w:t>${dia}</w:t>
     </w:r>
     <w:r>
       <w:rPr>
@@ -2515,23 +2134,7 @@
         <w:rFonts w:ascii="Regesto Grotesk" w:hAnsi="Regesto Grotesk" w:cs="Arial"/>
         <w:sz w:val="20"/>
       </w:rPr>
-      <w:t>${</w:t>
-    </w:r>
-    <w:proofErr w:type="spellStart"/>
-    <w:r>
-      <w:rPr>
-        <w:rFonts w:ascii="Regesto Grotesk" w:hAnsi="Regesto Grotesk" w:cs="Arial"/>
-        <w:sz w:val="20"/>
-      </w:rPr>
-      <w:t>anio</w:t>
-    </w:r>
-    <w:proofErr w:type="spellEnd"/>
-    <w:r>
-      <w:rPr>
-        <w:rFonts w:ascii="Regesto Grotesk" w:hAnsi="Regesto Grotesk" w:cs="Arial"/>
-        <w:sz w:val="20"/>
-      </w:rPr>
-      <w:t>}</w:t>
+      <w:t>${anio}</w:t>
     </w:r>
   </w:p>
   <w:tbl>
@@ -2600,23 +2203,7 @@
               <w:rFonts w:ascii="Regesto Grotesk" w:hAnsi="Regesto Grotesk" w:cs="Arial"/>
               <w:sz w:val="20"/>
             </w:rPr>
-            <w:t>${</w:t>
-          </w:r>
-          <w:proofErr w:type="spellStart"/>
-          <w:r>
-            <w:rPr>
-              <w:rFonts w:ascii="Regesto Grotesk" w:hAnsi="Regesto Grotesk" w:cs="Arial"/>
-              <w:sz w:val="20"/>
-            </w:rPr>
-            <w:t>orden_auditoria</w:t>
-          </w:r>
-          <w:proofErr w:type="spellEnd"/>
-          <w:r>
-            <w:rPr>
-              <w:rFonts w:ascii="Regesto Grotesk" w:hAnsi="Regesto Grotesk" w:cs="Arial"/>
-              <w:sz w:val="20"/>
-            </w:rPr>
-            <w:t>}</w:t>
+            <w:t>${orden_auditoria}</w:t>
           </w:r>
         </w:p>
       </w:tc>
@@ -2668,23 +2255,7 @@
               <w:rFonts w:ascii="Regesto Grotesk" w:hAnsi="Regesto Grotesk" w:cs="Arial"/>
               <w:sz w:val="20"/>
             </w:rPr>
-            <w:t>${</w:t>
-          </w:r>
-          <w:proofErr w:type="spellStart"/>
-          <w:r>
-            <w:rPr>
-              <w:rFonts w:ascii="Regesto Grotesk" w:hAnsi="Regesto Grotesk" w:cs="Arial"/>
-              <w:sz w:val="20"/>
-            </w:rPr>
-            <w:t>numero_auditoria</w:t>
-          </w:r>
-          <w:proofErr w:type="spellEnd"/>
-          <w:r>
-            <w:rPr>
-              <w:rFonts w:ascii="Regesto Grotesk" w:hAnsi="Regesto Grotesk" w:cs="Arial"/>
-              <w:sz w:val="20"/>
-            </w:rPr>
-            <w:t>}</w:t>
+            <w:t>${numero_auditoria}</w:t>
           </w:r>
         </w:p>
       </w:tc>
@@ -2738,25 +2309,7 @@
               <w:sz w:val="20"/>
               <w:szCs w:val="20"/>
             </w:rPr>
-            <w:t>${</w:t>
-          </w:r>
-          <w:proofErr w:type="spellStart"/>
-          <w:r>
-            <w:rPr>
-              <w:rFonts w:ascii="Regesto Grotesk" w:eastAsia="Arial" w:hAnsi="Regesto Grotesk" w:cs="Arial"/>
-              <w:sz w:val="20"/>
-              <w:szCs w:val="20"/>
-            </w:rPr>
-            <w:t>numero_expediente</w:t>
-          </w:r>
-          <w:proofErr w:type="spellEnd"/>
-          <w:r>
-            <w:rPr>
-              <w:rFonts w:ascii="Regesto Grotesk" w:eastAsia="Arial" w:hAnsi="Regesto Grotesk" w:cs="Arial"/>
-              <w:sz w:val="20"/>
-              <w:szCs w:val="20"/>
-            </w:rPr>
-            <w:t>}</w:t>
+            <w:t>${numero_expediente}</w:t>
           </w:r>
         </w:p>
       </w:tc>
@@ -2810,23 +2363,7 @@
               <w:rFonts w:ascii="Regesto Grotesk" w:hAnsi="Regesto Grotesk" w:cs="Arial"/>
               <w:sz w:val="20"/>
             </w:rPr>
-            <w:t>${</w:t>
-          </w:r>
-          <w:proofErr w:type="spellStart"/>
-          <w:r>
-            <w:rPr>
-              <w:rFonts w:ascii="Regesto Grotesk" w:hAnsi="Regesto Grotesk" w:cs="Arial"/>
-              <w:sz w:val="20"/>
-            </w:rPr>
-            <w:t>oficio_numero_radicacion</w:t>
-          </w:r>
-          <w:proofErr w:type="spellEnd"/>
-          <w:r>
-            <w:rPr>
-              <w:rFonts w:ascii="Regesto Grotesk" w:hAnsi="Regesto Grotesk" w:cs="Arial"/>
-              <w:sz w:val="20"/>
-            </w:rPr>
-            <w:t>}</w:t>
+            <w:t>${oficio_numero_radicacion}</w:t>
           </w:r>
         </w:p>
       </w:tc>
@@ -2879,7 +2416,7 @@
 </file>
 
 <file path=word/numbering.xml><?xml version="1.0" encoding="utf-8"?>
-<w:numbering xmlns:wpc="http://schemas.microsoft.com/office/word/2010/wordprocessingCanvas" xmlns:cx="http://schemas.microsoft.com/office/drawing/2014/chartex" xmlns:cx1="http://schemas.microsoft.com/office/drawing/2015/9/8/chartex" xmlns:cx2="http://schemas.microsoft.com/office/drawing/2015/10/21/chartex" xmlns:cx3="http://schemas.microsoft.com/office/drawing/2016/5/9/chartex" xmlns:cx4="http://schemas.microsoft.com/office/drawing/2016/5/10/chartex" xmlns:cx5="http://schemas.microsoft.com/office/drawing/2016/5/11/chartex" xmlns:cx6="http://schemas.microsoft.com/office/drawing/2016/5/12/chartex" xmlns:cx7="http://schemas.microsoft.com/office/drawing/2016/5/13/chartex" xmlns:cx8="http://schemas.microsoft.com/office/drawing/2016/5/14/chartex" xmlns:mc="http://schemas.openxmlformats.org/markup-compatibility/2006" xmlns:aink="http://schemas.microsoft.com/office/drawing/2016/ink" xmlns:am3d="http://schemas.microsoft.com/office/drawing/2017/model3d" xmlns:o="urn:schemas-microsoft-com:office:office" xmlns:r="http://schemas.openxmlformats.org/officeDocument/2006/relationships" xmlns:m="http://schemas.openxmlformats.org/officeDocument/2006/math" xmlns:v="urn:schemas-microsoft-com:vml" xmlns:wp14="http://schemas.microsoft.com/office/word/2010/wordprocessingDrawing" xmlns:wp="http://schemas.openxmlformats.org/drawingml/2006/wordprocessingDrawing" xmlns:w10="urn:schemas-microsoft-com:office:word" xmlns:w="http://schemas.openxmlformats.org/wordprocessingml/2006/main" xmlns:w14="http://schemas.microsoft.com/office/word/2010/wordml" xmlns:w15="http://schemas.microsoft.com/office/word/2012/wordml" xmlns:w16cid="http://schemas.microsoft.com/office/word/2016/wordml/cid" xmlns:w16se="http://schemas.microsoft.com/office/word/2015/wordml/symex" xmlns:wpg="http://schemas.microsoft.com/office/word/2010/wordprocessingGroup" xmlns:wpi="http://schemas.microsoft.com/office/word/2010/wordprocessingInk" xmlns:wne="http://schemas.microsoft.com/office/word/2006/wordml" xmlns:wps="http://schemas.microsoft.com/office/word/2010/wordprocessingShape" mc:Ignorable="w14 w15 w16se w16cid wp14">
+<w:numbering xmlns:wpc="http://schemas.microsoft.com/office/word/2010/wordprocessingCanvas" xmlns:cx="http://schemas.microsoft.com/office/drawing/2014/chartex" xmlns:cx1="http://schemas.microsoft.com/office/drawing/2015/9/8/chartex" xmlns:cx2="http://schemas.microsoft.com/office/drawing/2015/10/21/chartex" xmlns:cx3="http://schemas.microsoft.com/office/drawing/2016/5/9/chartex" xmlns:cx4="http://schemas.microsoft.com/office/drawing/2016/5/10/chartex" xmlns:cx5="http://schemas.microsoft.com/office/drawing/2016/5/11/chartex" xmlns:cx6="http://schemas.microsoft.com/office/drawing/2016/5/12/chartex" xmlns:cx7="http://schemas.microsoft.com/office/drawing/2016/5/13/chartex" xmlns:cx8="http://schemas.microsoft.com/office/drawing/2016/5/14/chartex" xmlns:mc="http://schemas.openxmlformats.org/markup-compatibility/2006" xmlns:aink="http://schemas.microsoft.com/office/drawing/2016/ink" xmlns:am3d="http://schemas.microsoft.com/office/drawing/2017/model3d" xmlns:o="urn:schemas-microsoft-com:office:office" xmlns:oel="http://schemas.microsoft.com/office/2019/extlst" xmlns:r="http://schemas.openxmlformats.org/officeDocument/2006/relationships" xmlns:m="http://schemas.openxmlformats.org/officeDocument/2006/math" xmlns:v="urn:schemas-microsoft-com:vml" xmlns:wp14="http://schemas.microsoft.com/office/word/2010/wordprocessingDrawing" xmlns:wp="http://schemas.openxmlformats.org/drawingml/2006/wordprocessingDrawing" xmlns:w10="urn:schemas-microsoft-com:office:word" xmlns:w="http://schemas.openxmlformats.org/wordprocessingml/2006/main" xmlns:w14="http://schemas.microsoft.com/office/word/2010/wordml" xmlns:w15="http://schemas.microsoft.com/office/word/2012/wordml" xmlns:w16cex="http://schemas.microsoft.com/office/word/2018/wordml/cex" xmlns:w16cid="http://schemas.microsoft.com/office/word/2016/wordml/cid" xmlns:w16="http://schemas.microsoft.com/office/word/2018/wordml" xmlns:w16du="http://schemas.microsoft.com/office/word/2023/wordml/word16du" xmlns:w16sdtdh="http://schemas.microsoft.com/office/word/2020/wordml/sdtdatahash" xmlns:w16sdtfl="http://schemas.microsoft.com/office/word/2024/wordml/sdtformatlock" xmlns:w16se="http://schemas.microsoft.com/office/word/2015/wordml/symex" xmlns:wpg="http://schemas.microsoft.com/office/word/2010/wordprocessingGroup" xmlns:wpi="http://schemas.microsoft.com/office/word/2010/wordprocessingInk" xmlns:wne="http://schemas.microsoft.com/office/word/2006/wordml" xmlns:wps="http://schemas.microsoft.com/office/word/2010/wordprocessingShape" mc:Ignorable="w14 w15 w16se w16cid w16 w16cex w16sdtdh w16sdtfl w16du wp14">
   <w:abstractNum w:abstractNumId="0" w15:restartNumberingAfterBreak="0">
     <w:nsid w:val="175A7AD2"/>
     <w:multiLevelType w:val="hybridMultilevel"/>
@@ -3105,17 +2642,17 @@
       </w:rPr>
     </w:lvl>
   </w:abstractNum>
-  <w:num w:numId="1">
+  <w:num w:numId="1" w16cid:durableId="236324206">
     <w:abstractNumId w:val="1"/>
   </w:num>
-  <w:num w:numId="2">
+  <w:num w:numId="2" w16cid:durableId="193539234">
     <w:abstractNumId w:val="0"/>
   </w:num>
 </w:numbering>
 </file>
 
 <file path=word/styles.xml><?xml version="1.0" encoding="utf-8"?>
-<w:styles xmlns:mc="http://schemas.openxmlformats.org/markup-compatibility/2006" xmlns:r="http://schemas.openxmlformats.org/officeDocument/2006/relationships" xmlns:w="http://schemas.openxmlformats.org/wordprocessingml/2006/main" xmlns:w14="http://schemas.microsoft.com/office/word/2010/wordml" xmlns:w15="http://schemas.microsoft.com/office/word/2012/wordml" xmlns:w16cid="http://schemas.microsoft.com/office/word/2016/wordml/cid" xmlns:w16se="http://schemas.microsoft.com/office/word/2015/wordml/symex" mc:Ignorable="w14 w15 w16se w16cid">
+<w:styles xmlns:mc="http://schemas.openxmlformats.org/markup-compatibility/2006" xmlns:r="http://schemas.openxmlformats.org/officeDocument/2006/relationships" xmlns:w="http://schemas.openxmlformats.org/wordprocessingml/2006/main" xmlns:w14="http://schemas.microsoft.com/office/word/2010/wordml" xmlns:w15="http://schemas.microsoft.com/office/word/2012/wordml" xmlns:w16cex="http://schemas.microsoft.com/office/word/2018/wordml/cex" xmlns:w16cid="http://schemas.microsoft.com/office/word/2016/wordml/cid" xmlns:w16="http://schemas.microsoft.com/office/word/2018/wordml" xmlns:w16du="http://schemas.microsoft.com/office/word/2023/wordml/word16du" xmlns:w16sdtdh="http://schemas.microsoft.com/office/word/2020/wordml/sdtdatahash" xmlns:w16sdtfl="http://schemas.microsoft.com/office/word/2024/wordml/sdtformatlock" xmlns:w16se="http://schemas.microsoft.com/office/word/2015/wordml/symex" mc:Ignorable="w14 w15 w16se w16cid w16 w16cex w16sdtdh w16sdtfl w16du">
   <w:docDefaults>
     <w:rPrDefault>
       <w:rPr>
@@ -3131,7 +2668,7 @@
       </w:pPr>
     </w:pPrDefault>
   </w:docDefaults>
-  <w:latentStyles w:defLockedState="0" w:defUIPriority="99" w:defSemiHidden="0" w:defUnhideWhenUsed="0" w:defQFormat="0" w:count="375">
+  <w:latentStyles w:defLockedState="0" w:defUIPriority="99" w:defSemiHidden="0" w:defUnhideWhenUsed="0" w:defQFormat="0" w:count="376">
     <w:lsdException w:name="Normal" w:uiPriority="0" w:qFormat="1"/>
     <w:lsdException w:name="heading 1" w:uiPriority="9" w:qFormat="1"/>
     <w:lsdException w:name="heading 2" w:semiHidden="1" w:uiPriority="9" w:unhideWhenUsed="1" w:qFormat="1"/>
@@ -3507,6 +3044,7 @@
     <w:lsdException w:name="Smart Hyperlink" w:semiHidden="1" w:unhideWhenUsed="1"/>
     <w:lsdException w:name="Hashtag" w:semiHidden="1" w:unhideWhenUsed="1"/>
     <w:lsdException w:name="Unresolved Mention" w:semiHidden="1" w:unhideWhenUsed="1"/>
+    <w:lsdException w:name="Smart Link" w:semiHidden="1" w:unhideWhenUsed="1"/>
   </w:latentStyles>
   <w:style w:type="paragraph" w:default="1" w:styleId="Normal">
     <w:name w:val="Normal"/>
@@ -3516,7 +3054,6 @@
   <w:style w:type="character" w:default="1" w:styleId="Fuentedeprrafopredeter">
     <w:name w:val="Default Paragraph Font"/>
     <w:uiPriority w:val="1"/>
-    <w:semiHidden/>
     <w:unhideWhenUsed/>
   </w:style>
   <w:style w:type="table" w:default="1" w:styleId="Tablanormal">
